--- a/assignments/assignment_3/Assignment_3.docx
+++ b/assignments/assignment_3/Assignment_3.docx
@@ -492,7 +492,7 @@
         <w:rPr>
           <w:rtl w:val="0"/>
         </w:rPr>
-        <w:t xml:space="preserve"> ). Your job is to create alternate versions of each model, compare their AICs using the function AICtab(), and select which model (or models) you think are best for each of the three. For each, you should start with the code I provided, add multiple alternate models, compare their AICs, and explain which model(s) you think is best and why. </w:t>
+        <w:t xml:space="preserve"> ). Your job is to create alternate versions of each model, compare their AICs using the function AICtab(), and select which model (or models) you think are best for each of the three. For each, you should start with the code I provided, add multiple alternate models, compare their AICs, and explain which model(s) you think is best and why. The starting models I have are deliberately over-fit, so you can create alternate models simply by removing different parameters if you like. You’re also free to add parameters.</w:t>
       </w:r>
       <w:r>
         <w:rPr>
